--- a/TI.1.4. PAO202651_RESTFUL_DOTNET_SINBDD_NRC36884_GR03/01. UML/01 ERS/ERS_RESTFUL_DOTNET_SINBDD_GR03.docx
+++ b/TI.1.4. PAO202651_RESTFUL_DOTNET_SINBDD_NRC36884_GR03/01. UML/01 ERS/ERS_RESTFUL_DOTNET_SINBDD_GR03.docx
@@ -1,6 +1,6 @@
 
 <file path=word/document.xml><?xml version="1.0" encoding="utf-8"?>
-<w:document xmlns:wpc="http://schemas.microsoft.com/office/word/2010/wordprocessingCanvas" xmlns:cx="http://schemas.microsoft.com/office/drawing/2014/chartex" xmlns:cx1="http://schemas.microsoft.com/office/drawing/2015/9/8/chartex" xmlns:cx2="http://schemas.microsoft.com/office/drawing/2015/10/21/chartex" xmlns:cx3="http://schemas.microsoft.com/office/drawing/2016/5/9/chartex" xmlns:cx4="http://schemas.microsoft.com/office/drawing/2016/5/10/chartex" xmlns:cx5="http://schemas.microsoft.com/office/drawing/2016/5/11/chartex" xmlns:cx6="http://schemas.microsoft.com/office/drawing/2016/5/12/chartex" xmlns:cx7="http://schemas.microsoft.com/office/drawing/2016/5/13/chartex" xmlns:cx8="http://schemas.microsoft.com/office/drawing/2016/5/14/chartex" xmlns:mc="http://schemas.openxmlformats.org/markup-compatibility/2006" xmlns:aink="http://schemas.microsoft.com/office/drawing/2016/ink" xmlns:am3d="http://schemas.microsoft.com/office/drawing/2017/model3d" xmlns:o="urn:schemas-microsoft-com:office:office" xmlns:oel="http://schemas.microsoft.com/office/2019/extlst" xmlns:r="http://schemas.openxmlformats.org/officeDocument/2006/relationships" xmlns:m="http://schemas.openxmlformats.org/officeDocument/2006/math" xmlns:v="urn:schemas-microsoft-com:vml" xmlns:wp14="http://schemas.microsoft.com/office/word/2010/wordprocessingDrawing" xmlns:wp="http://schemas.openxmlformats.org/drawingml/2006/wordprocessingDrawing" xmlns:w10="urn:schemas-microsoft-com:office:word" xmlns:w="http://schemas.openxmlformats.org/wordprocessingml/2006/main" xmlns:w14="http://schemas.microsoft.com/office/word/2010/wordml" xmlns:w15="http://schemas.microsoft.com/office/word/2012/wordml" xmlns:w16cex="http://schemas.microsoft.com/office/word/2018/wordml/cex" xmlns:w16cid="http://schemas.microsoft.com/office/word/2016/wordml/cid" xmlns:w16="http://schemas.microsoft.com/office/word/2018/wordml" xmlns:w16sdtdh="http://schemas.microsoft.com/office/word/2020/wordml/sdtdatahash" xmlns:w16se="http://schemas.microsoft.com/office/word/2015/wordml/symex" xmlns:wpg="http://schemas.microsoft.com/office/word/2010/wordprocessingGroup" xmlns:wpi="http://schemas.microsoft.com/office/word/2010/wordprocessingInk" xmlns:wne="http://schemas.microsoft.com/office/word/2006/wordml" xmlns:wps="http://schemas.microsoft.com/office/word/2010/wordprocessingShape" mc:Ignorable="w14 w15 w16se w16cid w16 w16cex w16sdtdh wp14">
+<w:document xmlns:wpc="http://schemas.microsoft.com/office/word/2010/wordprocessingCanvas" xmlns:cx="http://schemas.microsoft.com/office/drawing/2014/chartex" xmlns:cx1="http://schemas.microsoft.com/office/drawing/2015/9/8/chartex" xmlns:cx2="http://schemas.microsoft.com/office/drawing/2015/10/21/chartex" xmlns:cx3="http://schemas.microsoft.com/office/drawing/2016/5/9/chartex" xmlns:cx4="http://schemas.microsoft.com/office/drawing/2016/5/10/chartex" xmlns:cx5="http://schemas.microsoft.com/office/drawing/2016/5/11/chartex" xmlns:cx6="http://schemas.microsoft.com/office/drawing/2016/5/12/chartex" xmlns:cx7="http://schemas.microsoft.com/office/drawing/2016/5/13/chartex" xmlns:cx8="http://schemas.microsoft.com/office/drawing/2016/5/14/chartex" xmlns:mc="http://schemas.openxmlformats.org/markup-compatibility/2006" xmlns:aink="http://schemas.microsoft.com/office/drawing/2016/ink" xmlns:am3d="http://schemas.microsoft.com/office/drawing/2017/model3d" xmlns:o="urn:schemas-microsoft-com:office:office" xmlns:r="http://schemas.openxmlformats.org/officeDocument/2006/relationships" xmlns:m="http://schemas.openxmlformats.org/officeDocument/2006/math" xmlns:v="urn:schemas-microsoft-com:vml" xmlns:wp14="http://schemas.microsoft.com/office/word/2010/wordprocessingDrawing" xmlns:wp="http://schemas.openxmlformats.org/drawingml/2006/wordprocessingDrawing" xmlns:w10="urn:schemas-microsoft-com:office:word" xmlns:w="http://schemas.openxmlformats.org/wordprocessingml/2006/main" xmlns:w14="http://schemas.microsoft.com/office/word/2010/wordml" xmlns:w15="http://schemas.microsoft.com/office/word/2012/wordml" xmlns:w16cex="http://schemas.microsoft.com/office/word/2018/wordml/cex" xmlns:w16cid="http://schemas.microsoft.com/office/word/2016/wordml/cid" xmlns:w16="http://schemas.microsoft.com/office/word/2018/wordml" xmlns:w16sdtdh="http://schemas.microsoft.com/office/word/2020/wordml/sdtdatahash" xmlns:w16se="http://schemas.microsoft.com/office/word/2015/wordml/symex" xmlns:wpg="http://schemas.microsoft.com/office/word/2010/wordprocessingGroup" xmlns:wpi="http://schemas.microsoft.com/office/word/2010/wordprocessingInk" xmlns:wne="http://schemas.microsoft.com/office/word/2006/wordml" xmlns:wps="http://schemas.microsoft.com/office/word/2010/wordprocessingShape" mc:Ignorable="w14 w15 w16se w16cid w16 w16cex w16sdtdh wp14">
   <w:body>
     <w:p>
       <w:pPr>
@@ -241,13 +241,8 @@
                             <w:pPr>
                               <w:jc w:val="center"/>
                             </w:pPr>
-                            <w:proofErr w:type="gramStart"/>
                             <w:r>
-                              <w:t>MIS.MDU.CCNA.CCIA</w:t>
-                            </w:r>
-                            <w:proofErr w:type="gramEnd"/>
-                            <w:r>
-                              <w:t>.</w:t>
+                              <w:t>MIS.MDU.CCNA.CCIA.</w:t>
                             </w:r>
                           </w:p>
                           <w:p>
@@ -350,7 +345,7 @@
                                 <w:szCs w:val="28"/>
                                 <w:lang w:eastAsia="es-EC"/>
                               </w:rPr>
-                              <w:t>07/10/2026</w:t>
+                              <w:t>25/10/2026</w:t>
                             </w:r>
                             <w:r>
                               <w:rPr>
@@ -386,7 +381,7 @@
           </mc:Choice>
           <mc:Fallback>
             <w:pict>
-              <v:rect w14:anchorId="2648791E" id="Rectángulo 1" o:spid="_x0000_s1026" style="position:absolute;left:0;text-align:left;margin-left:13.35pt;margin-top:208.1pt;width:416.25pt;height:441.6pt;z-index:251665408;visibility:visible;mso-wrap-style:square;mso-width-percent:0;mso-height-percent:0;mso-wrap-distance-left:9pt;mso-wrap-distance-top:0;mso-wrap-distance-right:9pt;mso-wrap-distance-bottom:0;mso-position-horizontal:absolute;mso-position-horizontal-relative:margin;mso-position-vertical:absolute;mso-position-vertical-relative:text;mso-width-percent:0;mso-height-percent:0;mso-width-relative:page;mso-height-relative:margin;v-text-anchor:middle" o:gfxdata="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" filled="f" stroked="f" strokeweight="2pt">
+              <v:rect w14:anchorId="2648791E" id="Rectángulo 1" o:spid="_x0000_s1026" style="position:absolute;left:0;text-align:left;margin-left:13.35pt;margin-top:208.1pt;width:416.25pt;height:441.6pt;z-index:251665408;visibility:visible;mso-wrap-style:square;mso-width-percent:0;mso-height-percent:0;mso-wrap-distance-left:9pt;mso-wrap-distance-top:0;mso-wrap-distance-right:9pt;mso-wrap-distance-bottom:0;mso-position-horizontal:absolute;mso-position-horizontal-relative:margin;mso-position-vertical:absolute;mso-position-vertical-relative:text;mso-width-percent:0;mso-height-percent:0;mso-width-relative:page;mso-height-relative:margin;v-text-anchor:middle" o:gfxdata="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" filled="f" stroked="f" strokeweight="2pt">
                 <v:textbox>
                   <w:txbxContent>
                     <w:p>
@@ -561,13 +556,8 @@
                       <w:pPr>
                         <w:jc w:val="center"/>
                       </w:pPr>
-                      <w:proofErr w:type="gramStart"/>
                       <w:r>
-                        <w:t>MIS.MDU.CCNA.CCIA</w:t>
-                      </w:r>
-                      <w:proofErr w:type="gramEnd"/>
-                      <w:r>
-                        <w:t>.</w:t>
+                        <w:t>MIS.MDU.CCNA.CCIA.</w:t>
                       </w:r>
                     </w:p>
                     <w:p>
@@ -670,7 +660,7 @@
                           <w:szCs w:val="28"/>
                           <w:lang w:eastAsia="es-EC"/>
                         </w:rPr>
-                        <w:t>07/10/2026</w:t>
+                        <w:t>25/10/2026</w:t>
                       </w:r>
                       <w:r>
                         <w:rPr>
@@ -899,6 +889,7 @@
                                   <w:calendar w:val="gregorian"/>
                                 </w:date>
                               </w:sdtPr>
+                              <w:sdtEndPr/>
                               <w:sdtContent>
                                 <w:p>
                                   <w:pPr>
@@ -4177,7 +4168,7 @@
           </mc:Choice>
           <mc:Fallback>
             <w:pict>
-              <v:group w14:anchorId="5D8D6F89" id="Grupo 2" o:spid="_x0000_s1027" style="position:absolute;left:0;text-align:left;margin-left:78.6pt;margin-top:71.4pt;width:167.95pt;height:698.4pt;z-index:-251652096;mso-position-horizontal-relative:page;mso-position-vertical-relative:page" coordsize="21336,91257" o:gfxdata="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">
+              <v:group w14:anchorId="5D8D6F89" id="Grupo 2" o:spid="_x0000_s1027" style="position:absolute;left:0;text-align:left;margin-left:78.6pt;margin-top:71.4pt;width:167.95pt;height:698.4pt;z-index:-251652096;mso-position-horizontal-relative:page;mso-position-vertical-relative:page" coordsize="21336,91257" o:gfxdata="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">
                 <v:rect id="Rectángulo 3" o:spid="_x0000_s1028" style="position:absolute;width:1945;height:91257;visibility:visible;mso-wrap-style:square;v-text-anchor:middle" o:gfxdata="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" fillcolor="#1f497d [3215]" stroked="f" strokeweight="2pt"/>
                 <v:shapetype id="_x0000_t15" coordsize="21600,21600" o:spt="15" adj="16200" path="m@0,l,,,21600@0,21600,21600,10800xe">
                   <v:stroke joinstyle="miter"/>
@@ -4212,6 +4203,7 @@
                             <w:calendar w:val="gregorian"/>
                           </w:date>
                         </w:sdtPr>
+                        <w:sdtEndPr/>
                         <w:sdtContent>
                           <w:p>
                             <w:pPr>
@@ -4365,6 +4357,7 @@
           <w:docPartUnique/>
         </w:docPartObj>
       </w:sdtPr>
+      <w:sdtEndPr/>
       <w:sdtContent>
         <w:p>
           <w:r>
@@ -4403,7 +4396,21 @@
                 <w:rStyle w:val="Hipervnculo"/>
                 <w:noProof/>
               </w:rPr>
-              <w:t>ESPECIFICACIÓN DE REQUERIMIENTOS DEL PARA SOA CON SOAP EN JAVA SIN BDD</w:t>
+              <w:t xml:space="preserve">ESPECIFICACIÓN DE REQUERIMIENTOS DEL PARA SOA CON SOAP EN </w:t>
+            </w:r>
+            <w:r>
+              <w:rPr>
+                <w:rStyle w:val="Hipervnculo"/>
+                <w:noProof/>
+              </w:rPr>
+              <w:t>RESTFUL</w:t>
+            </w:r>
+            <w:r>
+              <w:rPr>
+                <w:rStyle w:val="Hipervnculo"/>
+                <w:noProof/>
+              </w:rPr>
+              <w:t xml:space="preserve"> SIN BDD</w:t>
             </w:r>
             <w:r>
               <w:rPr>
@@ -4691,21 +4698,7 @@
                 <w:rStyle w:val="Hipervnculo"/>
                 <w:noProof/>
               </w:rPr>
-              <w:t>Alcan</w:t>
-            </w:r>
-            <w:r>
-              <w:rPr>
-                <w:rStyle w:val="Hipervnculo"/>
-                <w:noProof/>
-              </w:rPr>
-              <w:t>c</w:t>
-            </w:r>
-            <w:r>
-              <w:rPr>
-                <w:rStyle w:val="Hipervnculo"/>
-                <w:noProof/>
-              </w:rPr>
-              <w:t>e</w:t>
+              <w:t>Alcance</w:t>
             </w:r>
             <w:r>
               <w:rPr>
@@ -10169,7 +10162,13 @@
       </w:r>
       <w:proofErr w:type="spellEnd"/>
       <w:r>
-        <w:t>: La aplicación se despliega como cliente de consola, cliente de escritorio (Java Swing), aplicación Web (navegador) y Aplicación Móvil (Android), todas consumiendo el mismo servicio backend para garantizar consistencia en los resultados independientemente del canal.</w:t>
+        <w:t>: La aplicación se despliega como cliente de consola, cliente de escritorio (</w:t>
+      </w:r>
+      <w:r>
+        <w:t>DOLNET y MAUI</w:t>
+      </w:r>
+      <w:r>
+        <w:t>), aplicación Web (navegador) y Aplicación Móvil (Android), todas consumiendo el mismo servicio backend para garantizar consistencia en los resultados independientemente del canal.</w:t>
       </w:r>
     </w:p>
     <w:p>
@@ -10895,11 +10894,13 @@
               <w:jc w:val="left"/>
               <w:rPr>
                 <w:rFonts w:cs="Calibri"/>
+                <w:lang w:val="en-US"/>
               </w:rPr>
             </w:pPr>
             <w:r>
               <w:rPr>
                 <w:rFonts w:cs="Calibri"/>
+                <w:lang w:val="en-US"/>
               </w:rPr>
               <w:t>ASP.NET Core Web API</w:t>
             </w:r>
@@ -11747,56 +11748,47 @@
               <w:cnfStyle w:val="000000100000" w:firstRow="0" w:lastRow="0" w:firstColumn="0" w:lastColumn="0" w:oddVBand="0" w:evenVBand="0" w:oddHBand="1" w:evenHBand="0" w:firstRowFirstColumn="0" w:firstRowLastColumn="0" w:lastRowFirstColumn="0" w:lastRowLastColumn="0"/>
               <w:rPr>
                 <w:rFonts w:cs="Calibri"/>
-                <w:lang w:val="en-US"/>
-              </w:rPr>
-            </w:pPr>
+                <w:lang w:val="es-EC"/>
+              </w:rPr>
+            </w:pPr>
+            <w:r>
+              <w:rPr>
+                <w:rFonts w:cs="Calibri"/>
+                <w:lang w:val="es-EC"/>
+              </w:rPr>
+              <w:t>Interfaz de Programación de Aplicaciones (</w:t>
+            </w:r>
             <w:proofErr w:type="spellStart"/>
             <w:r>
               <w:rPr>
                 <w:rFonts w:cs="Calibri"/>
-                <w:lang w:val="en-US"/>
-              </w:rPr>
-              <w:t>Interfaz</w:t>
+                <w:lang w:val="es-EC"/>
+              </w:rPr>
+              <w:t>Application</w:t>
             </w:r>
             <w:proofErr w:type="spellEnd"/>
             <w:r>
               <w:rPr>
                 <w:rFonts w:cs="Calibri"/>
-                <w:lang w:val="en-US"/>
-              </w:rPr>
-              <w:t xml:space="preserve"> de </w:t>
+                <w:lang w:val="es-EC"/>
+              </w:rPr>
+              <w:t xml:space="preserve"> </w:t>
             </w:r>
             <w:proofErr w:type="spellStart"/>
             <w:r>
               <w:rPr>
                 <w:rFonts w:cs="Calibri"/>
-                <w:lang w:val="en-US"/>
-              </w:rPr>
-              <w:t>Programación</w:t>
+                <w:lang w:val="es-EC"/>
+              </w:rPr>
+              <w:t>Programming</w:t>
             </w:r>
             <w:proofErr w:type="spellEnd"/>
             <w:r>
               <w:rPr>
                 <w:rFonts w:cs="Calibri"/>
-                <w:lang w:val="en-US"/>
-              </w:rPr>
-              <w:t xml:space="preserve"> de </w:t>
-            </w:r>
-            <w:proofErr w:type="spellStart"/>
-            <w:r>
-              <w:rPr>
-                <w:rFonts w:cs="Calibri"/>
-                <w:lang w:val="en-US"/>
-              </w:rPr>
-              <w:t>Aplicaciones</w:t>
-            </w:r>
-            <w:proofErr w:type="spellEnd"/>
-            <w:r>
-              <w:rPr>
-                <w:rFonts w:cs="Calibri"/>
-                <w:lang w:val="en-US"/>
-              </w:rPr>
-              <w:t xml:space="preserve"> (Application Programming Interface).</w:t>
+                <w:lang w:val="es-EC"/>
+              </w:rPr>
+              <w:t xml:space="preserve"> Interface).</w:t>
             </w:r>
           </w:p>
         </w:tc>
@@ -12617,21 +12609,7 @@
         <w:rPr>
           <w:rFonts w:cs="Calibri"/>
         </w:rPr>
-        <w:t xml:space="preserve">El sistema actúa como proveedor central en una arquitectura distribuida. Aunque la lógica de cálculo es autónoma, interactúa de forma constante con los cuatro clientes, recibiendo peticiones y devolviendo respuestas estructuradas. La arquitectura separa la capa de exposición (servicio RESTful con ASP.NET Core Web API) de la lógica de negocio y del motor de conversión, de modo que el núcleo es reutilizable sin importar el medio de comunicación. La escalabilidad de la arquitectura permite agregar nuevos módulos de conversión (por </w:t>
-      </w:r>
-      <w:proofErr w:type="gramStart"/>
-      <w:r>
-        <w:rPr>
-          <w:rFonts w:cs="Calibri"/>
-        </w:rPr>
-        <w:t>ejemplo</w:t>
-      </w:r>
-      <w:proofErr w:type="gramEnd"/>
-      <w:r>
-        <w:rPr>
-          <w:rFonts w:cs="Calibri"/>
-        </w:rPr>
-        <w:t xml:space="preserve"> Volumen, Tiempo y Área) sin alterar el núcleo ni afectar a los clientes.</w:t>
+        <w:t>El sistema actúa como proveedor central en una arquitectura distribuida. Aunque la lógica de cálculo es autónoma, interactúa de forma constante con los cuatro clientes, recibiendo peticiones y devolviendo respuestas estructuradas. La arquitectura separa la capa de exposición (servicio RESTful con ASP.NET Core Web API) de la lógica de negocio y del motor de conversión, de modo que el núcleo es reutilizable sin importar el medio de comunicación. La escalabilidad de la arquitectura permite agregar nuevos módulos de conversión (por ejemplo Volumen, Tiempo y Área) sin alterar el núcleo ni afectar a los clientes.</w:t>
       </w:r>
     </w:p>
     <w:p>
@@ -13020,7 +12998,7 @@
               </wp:anchor>
             </w:drawing>
           </mc:Choice>
-          <mc:Fallback xmlns:w16du="http://schemas.microsoft.com/office/word/2023/wordml/word16du" xmlns:w16sdtfl="http://schemas.microsoft.com/office/word/2024/wordml/sdtformatlock">
+          <mc:Fallback xmlns:w16sdtfl="http://schemas.microsoft.com/office/word/2024/wordml/sdtformatlock" xmlns:w16du="http://schemas.microsoft.com/office/word/2023/wordml/word16du" xmlns:oel="http://schemas.microsoft.com/office/2019/extlst">
             <w:pict>
               <v:rect w14:anchorId="6C311DD8" id="Rectangle 1979" o:spid="_x0000_s1026" style="position:absolute;margin-left:113.45pt;margin-top:12.85pt;width:3.85pt;height:1.4pt;z-index:-251658240;visibility:visible;mso-wrap-style:square;mso-width-percent:0;mso-height-percent:0;mso-wrap-distance-left:9pt;mso-wrap-distance-top:0;mso-wrap-distance-right:9pt;mso-wrap-distance-bottom:0;mso-position-horizontal:absolute;mso-position-horizontal-relative:page;mso-position-vertical:absolute;mso-position-vertical-relative:text;mso-width-percent:0;mso-height-percent:0;mso-width-relative:page;mso-height-relative:page;v-text-anchor:top" o:gfxdata="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" fillcolor="black" stroked="f">
                 <w10:wrap anchorx="page"/>
@@ -13324,15 +13302,7 @@
         <w:spacing w:before="0" w:after="0"/>
       </w:pPr>
       <w:r>
-        <w:t xml:space="preserve">Hardware: los equipos para el servidor y los clientes deben contar con especificaciones básicas, por </w:t>
-      </w:r>
-      <w:proofErr w:type="gramStart"/>
-      <w:r>
-        <w:t>ejemplo</w:t>
-      </w:r>
-      <w:proofErr w:type="gramEnd"/>
-      <w:r>
-        <w:t xml:space="preserve"> procesador Intel i3-10100, 4 GB de RAM y tarjeta de red funcional.</w:t>
+        <w:t>Hardware: los equipos para el servidor y los clientes deben contar con especificaciones básicas, por ejemplo procesador Intel i3-10100, 4 GB de RAM y tarjeta de red funcional.</w:t>
       </w:r>
     </w:p>
     <w:p>
@@ -13582,7 +13552,13 @@
     </w:p>
     <w:p>
       <w:r>
-        <w:t>El sistema usa una arquitectura basada en servicios web RESTful y presenta un único diseño de interfaz en los clientes gráficos (escritorio Java Swing, web y móvil Android). La interfaz gráfica consiste en ventanas o pantallas con botones, listas desplegables, campos de texto e imágenes. La interfaz de consola consiste en un menú de opciones numéricas, con los datos de conversión y las credenciales ingresados por teclado. Todas las interfaces deben ser intuitivas y capturar los tres parámetros obligatorios que exige el servidor (unidad de origen, unidad de destino y valor), y mostrar de forma clara la respuesta estructurada, incluidos los mensajes de error.</w:t>
+        <w:t xml:space="preserve">El sistema usa una arquitectura basada en servicios web RESTful y presenta un único diseño de interfaz en los clientes gráficos (escritorio </w:t>
+      </w:r>
+      <w:r>
+        <w:t>DOTNET y MAUI</w:t>
+      </w:r>
+      <w:r>
+        <w:t>, web y móvil Android). La interfaz gráfica consiste en ventanas o pantallas con botones, listas desplegables, campos de texto e imágenes. La interfaz de consola consiste en un menú de opciones numéricas, con los datos de conversión y las credenciales ingresados por teclado. Todas las interfaces deben ser intuitivas y capturar los tres parámetros obligatorios que exige el servidor (unidad de origen, unidad de destino y valor), y mostrar de forma clara la respuesta estructurada, incluidos los mensajes de error.</w:t>
       </w:r>
     </w:p>
     <w:p>
@@ -15065,15 +15041,26 @@
             <w:pPr>
               <w:cnfStyle w:val="000000000000" w:firstRow="0" w:lastRow="0" w:firstColumn="0" w:lastColumn="0" w:oddVBand="0" w:evenVBand="0" w:oddHBand="0" w:evenHBand="0" w:firstRowFirstColumn="0" w:firstRowLastColumn="0" w:lastRowFirstColumn="0" w:lastRowLastColumn="0"/>
               <w:rPr>
-                <w:lang w:val="es-EC"/>
-              </w:rPr>
-            </w:pPr>
-            <w:r>
-              <w:t xml:space="preserve">Nombre: </w:t>
-            </w:r>
-            <w:r>
-              <w:rPr>
-                <w:lang w:val="es-EC"/>
+                <w:lang w:val="en-US"/>
+              </w:rPr>
+            </w:pPr>
+            <w:proofErr w:type="spellStart"/>
+            <w:r>
+              <w:rPr>
+                <w:lang w:val="en-US"/>
+              </w:rPr>
+              <w:t>Nombre</w:t>
+            </w:r>
+            <w:proofErr w:type="spellEnd"/>
+            <w:r>
+              <w:rPr>
+                <w:lang w:val="en-US"/>
+              </w:rPr>
+              <w:t xml:space="preserve">: </w:t>
+            </w:r>
+            <w:r>
+              <w:rPr>
+                <w:lang w:val="en-US"/>
               </w:rPr>
               <w:t>.NET / ASP.NET Core Web API</w:t>
             </w:r>
@@ -15335,6 +15322,7 @@
       </w:pPr>
       <w:bookmarkStart w:id="51" w:name="_Toc242216727"/>
       <w:r>
+        <w:lastRenderedPageBreak/>
         <w:t>8</w:t>
       </w:r>
       <w:r>
@@ -16588,7 +16576,23 @@
                 <w:sz w:val="22"/>
                 <w:szCs w:val="22"/>
               </w:rPr>
-              <w:t>Aplicación Java ejecutada desde la línea de comandos.</w:t>
+              <w:t xml:space="preserve">Aplicación </w:t>
+            </w:r>
+            <w:r>
+              <w:rPr>
+                <w:rFonts w:ascii="Calibri" w:hAnsi="Calibri" w:cstheme="minorHAnsi"/>
+                <w:sz w:val="22"/>
+                <w:szCs w:val="22"/>
+              </w:rPr>
+              <w:t>DOTNET</w:t>
+            </w:r>
+            <w:r>
+              <w:rPr>
+                <w:rFonts w:ascii="Calibri" w:hAnsi="Calibri" w:cstheme="minorHAnsi"/>
+                <w:sz w:val="22"/>
+                <w:szCs w:val="22"/>
+              </w:rPr>
+              <w:t xml:space="preserve"> ejecutada desde la línea de comandos.</w:t>
             </w:r>
           </w:p>
         </w:tc>
@@ -16812,7 +16816,23 @@
                 <w:sz w:val="22"/>
                 <w:szCs w:val="22"/>
               </w:rPr>
-              <w:t>Aplicación de escritorio desarrollada con Java Swing.</w:t>
+              <w:t xml:space="preserve">Aplicación de escritorio desarrollada con </w:t>
+            </w:r>
+            <w:r>
+              <w:rPr>
+                <w:rFonts w:ascii="Calibri" w:hAnsi="Calibri" w:cstheme="minorHAnsi"/>
+                <w:sz w:val="22"/>
+                <w:szCs w:val="22"/>
+              </w:rPr>
+              <w:t>DOTNET y componentes MAUI</w:t>
+            </w:r>
+            <w:r>
+              <w:rPr>
+                <w:rFonts w:ascii="Calibri" w:hAnsi="Calibri" w:cstheme="minorHAnsi"/>
+                <w:sz w:val="22"/>
+                <w:szCs w:val="22"/>
+              </w:rPr>
+              <w:t>.</w:t>
             </w:r>
           </w:p>
         </w:tc>
@@ -22313,6 +22333,7 @@
                 <w:sz w:val="22"/>
                 <w:szCs w:val="22"/>
               </w:rPr>
+              <w:lastRenderedPageBreak/>
               <w:t>Objetivo</w:t>
             </w:r>
           </w:p>
@@ -23971,7 +23992,27 @@
                 <w:iCs w:val="0"/>
                 <w:color w:val="365F91" w:themeColor="accent1" w:themeShade="BF"/>
               </w:rPr>
-              <w:t xml:space="preserve">l sistema debe restringir el acceso a los servicios de cálculo matemático. Solo procesará aquellas peticiones RESTful que incluyan un token de autenticación válido, el cual debe ser generado y proporcionado previamente por el endpoint de </w:t>
+              <w:t xml:space="preserve">l sistema debe restringir el acceso a los servicios de cálculo matemático. Solo procesará aquellas peticiones RESTful que incluyan un token de autenticación válido, el cual debe ser generado y proporcionado previamente por el </w:t>
+            </w:r>
+            <w:proofErr w:type="spellStart"/>
+            <w:r>
+              <w:rPr>
+                <w:rFonts w:ascii="Arial" w:hAnsi="Arial"/>
+                <w:i w:val="0"/>
+                <w:iCs w:val="0"/>
+                <w:color w:val="365F91" w:themeColor="accent1" w:themeShade="BF"/>
+              </w:rPr>
+              <w:t>endpoint</w:t>
+            </w:r>
+            <w:proofErr w:type="spellEnd"/>
+            <w:r>
+              <w:rPr>
+                <w:rFonts w:ascii="Arial" w:hAnsi="Arial"/>
+                <w:i w:val="0"/>
+                <w:iCs w:val="0"/>
+                <w:color w:val="365F91" w:themeColor="accent1" w:themeShade="BF"/>
+              </w:rPr>
+              <w:t xml:space="preserve"> de </w:t>
             </w:r>
             <w:proofErr w:type="spellStart"/>
             <w:r>
@@ -24083,6 +24124,7 @@
                 <w:iCs w:val="0"/>
                 <w:color w:val="365F91" w:themeColor="accent1" w:themeShade="BF"/>
               </w:rPr>
+              <w:lastRenderedPageBreak/>
               <w:t>Estado</w:t>
             </w:r>
           </w:p>
@@ -25514,7 +25556,7 @@
 </file>
 
 <file path=word/endnotes.xml><?xml version="1.0" encoding="utf-8"?>
-<w:endnotes xmlns:wpc="http://schemas.microsoft.com/office/word/2010/wordprocessingCanvas" xmlns:cx="http://schemas.microsoft.com/office/drawing/2014/chartex" xmlns:cx1="http://schemas.microsoft.com/office/drawing/2015/9/8/chartex" xmlns:cx2="http://schemas.microsoft.com/office/drawing/2015/10/21/chartex" xmlns:cx3="http://schemas.microsoft.com/office/drawing/2016/5/9/chartex" xmlns:cx4="http://schemas.microsoft.com/office/drawing/2016/5/10/chartex" xmlns:cx5="http://schemas.microsoft.com/office/drawing/2016/5/11/chartex" xmlns:cx6="http://schemas.microsoft.com/office/drawing/2016/5/12/chartex" xmlns:cx7="http://schemas.microsoft.com/office/drawing/2016/5/13/chartex" xmlns:cx8="http://schemas.microsoft.com/office/drawing/2016/5/14/chartex" xmlns:mc="http://schemas.openxmlformats.org/markup-compatibility/2006" xmlns:aink="http://schemas.microsoft.com/office/drawing/2016/ink" xmlns:am3d="http://schemas.microsoft.com/office/drawing/2017/model3d" xmlns:o="urn:schemas-microsoft-com:office:office" xmlns:oel="http://schemas.microsoft.com/office/2019/extlst" xmlns:r="http://schemas.openxmlformats.org/officeDocument/2006/relationships" xmlns:m="http://schemas.openxmlformats.org/officeDocument/2006/math" xmlns:v="urn:schemas-microsoft-com:vml" xmlns:wp14="http://schemas.microsoft.com/office/word/2010/wordprocessingDrawing" xmlns:wp="http://schemas.openxmlformats.org/drawingml/2006/wordprocessingDrawing" xmlns:w10="urn:schemas-microsoft-com:office:word" xmlns:w="http://schemas.openxmlformats.org/wordprocessingml/2006/main" xmlns:w14="http://schemas.microsoft.com/office/word/2010/wordml" xmlns:w15="http://schemas.microsoft.com/office/word/2012/wordml" xmlns:w16cex="http://schemas.microsoft.com/office/word/2018/wordml/cex" xmlns:w16cid="http://schemas.microsoft.com/office/word/2016/wordml/cid" xmlns:w16="http://schemas.microsoft.com/office/word/2018/wordml" xmlns:w16sdtdh="http://schemas.microsoft.com/office/word/2020/wordml/sdtdatahash" xmlns:w16se="http://schemas.microsoft.com/office/word/2015/wordml/symex" xmlns:wpg="http://schemas.microsoft.com/office/word/2010/wordprocessingGroup" xmlns:wpi="http://schemas.microsoft.com/office/word/2010/wordprocessingInk" xmlns:wne="http://schemas.microsoft.com/office/word/2006/wordml" xmlns:wps="http://schemas.microsoft.com/office/word/2010/wordprocessingShape" mc:Ignorable="w14 w15 w16se w16cid w16 w16cex w16sdtdh wp14">
+<w:endnotes xmlns:wpc="http://schemas.microsoft.com/office/word/2010/wordprocessingCanvas" xmlns:cx="http://schemas.microsoft.com/office/drawing/2014/chartex" xmlns:cx1="http://schemas.microsoft.com/office/drawing/2015/9/8/chartex" xmlns:cx2="http://schemas.microsoft.com/office/drawing/2015/10/21/chartex" xmlns:cx3="http://schemas.microsoft.com/office/drawing/2016/5/9/chartex" xmlns:cx4="http://schemas.microsoft.com/office/drawing/2016/5/10/chartex" xmlns:cx5="http://schemas.microsoft.com/office/drawing/2016/5/11/chartex" xmlns:cx6="http://schemas.microsoft.com/office/drawing/2016/5/12/chartex" xmlns:cx7="http://schemas.microsoft.com/office/drawing/2016/5/13/chartex" xmlns:cx8="http://schemas.microsoft.com/office/drawing/2016/5/14/chartex" xmlns:mc="http://schemas.openxmlformats.org/markup-compatibility/2006" xmlns:aink="http://schemas.microsoft.com/office/drawing/2016/ink" xmlns:am3d="http://schemas.microsoft.com/office/drawing/2017/model3d" xmlns:o="urn:schemas-microsoft-com:office:office" xmlns:r="http://schemas.openxmlformats.org/officeDocument/2006/relationships" xmlns:m="http://schemas.openxmlformats.org/officeDocument/2006/math" xmlns:v="urn:schemas-microsoft-com:vml" xmlns:wp14="http://schemas.microsoft.com/office/word/2010/wordprocessingDrawing" xmlns:wp="http://schemas.openxmlformats.org/drawingml/2006/wordprocessingDrawing" xmlns:w10="urn:schemas-microsoft-com:office:word" xmlns:w="http://schemas.openxmlformats.org/wordprocessingml/2006/main" xmlns:w14="http://schemas.microsoft.com/office/word/2010/wordml" xmlns:w15="http://schemas.microsoft.com/office/word/2012/wordml" xmlns:w16cex="http://schemas.microsoft.com/office/word/2018/wordml/cex" xmlns:w16cid="http://schemas.microsoft.com/office/word/2016/wordml/cid" xmlns:w16="http://schemas.microsoft.com/office/word/2018/wordml" xmlns:w16sdtdh="http://schemas.microsoft.com/office/word/2020/wordml/sdtdatahash" xmlns:w16se="http://schemas.microsoft.com/office/word/2015/wordml/symex" xmlns:wpg="http://schemas.microsoft.com/office/word/2010/wordprocessingGroup" xmlns:wpi="http://schemas.microsoft.com/office/word/2010/wordprocessingInk" xmlns:wne="http://schemas.microsoft.com/office/word/2006/wordml" xmlns:wps="http://schemas.microsoft.com/office/word/2010/wordprocessingShape" mc:Ignorable="w14 w15 w16se w16cid w16 w16cex w16sdtdh wp14">
   <w:endnote w:type="separator" w:id="-1">
     <w:p>
       <w:r>
@@ -25540,7 +25582,7 @@
 </file>
 
 <file path=word/footer1.xml><?xml version="1.0" encoding="utf-8"?>
-<w:ftr xmlns:wpc="http://schemas.microsoft.com/office/word/2010/wordprocessingCanvas" xmlns:cx="http://schemas.microsoft.com/office/drawing/2014/chartex" xmlns:cx1="http://schemas.microsoft.com/office/drawing/2015/9/8/chartex" xmlns:cx2="http://schemas.microsoft.com/office/drawing/2015/10/21/chartex" xmlns:cx3="http://schemas.microsoft.com/office/drawing/2016/5/9/chartex" xmlns:cx4="http://schemas.microsoft.com/office/drawing/2016/5/10/chartex" xmlns:cx5="http://schemas.microsoft.com/office/drawing/2016/5/11/chartex" xmlns:cx6="http://schemas.microsoft.com/office/drawing/2016/5/12/chartex" xmlns:cx7="http://schemas.microsoft.com/office/drawing/2016/5/13/chartex" xmlns:cx8="http://schemas.microsoft.com/office/drawing/2016/5/14/chartex" xmlns:mc="http://schemas.openxmlformats.org/markup-compatibility/2006" xmlns:aink="http://schemas.microsoft.com/office/drawing/2016/ink" xmlns:am3d="http://schemas.microsoft.com/office/drawing/2017/model3d" xmlns:o="urn:schemas-microsoft-com:office:office" xmlns:oel="http://schemas.microsoft.com/office/2019/extlst" xmlns:r="http://schemas.openxmlformats.org/officeDocument/2006/relationships" xmlns:m="http://schemas.openxmlformats.org/officeDocument/2006/math" xmlns:v="urn:schemas-microsoft-com:vml" xmlns:wp14="http://schemas.microsoft.com/office/word/2010/wordprocessingDrawing" xmlns:wp="http://schemas.openxmlformats.org/drawingml/2006/wordprocessingDrawing" xmlns:w10="urn:schemas-microsoft-com:office:word" xmlns:w="http://schemas.openxmlformats.org/wordprocessingml/2006/main" xmlns:w14="http://schemas.microsoft.com/office/word/2010/wordml" xmlns:w15="http://schemas.microsoft.com/office/word/2012/wordml" xmlns:w16cex="http://schemas.microsoft.com/office/word/2018/wordml/cex" xmlns:w16cid="http://schemas.microsoft.com/office/word/2016/wordml/cid" xmlns:w16="http://schemas.microsoft.com/office/word/2018/wordml" xmlns:w16sdtdh="http://schemas.microsoft.com/office/word/2020/wordml/sdtdatahash" xmlns:w16se="http://schemas.microsoft.com/office/word/2015/wordml/symex" xmlns:wpg="http://schemas.microsoft.com/office/word/2010/wordprocessingGroup" xmlns:wpi="http://schemas.microsoft.com/office/word/2010/wordprocessingInk" xmlns:wne="http://schemas.microsoft.com/office/word/2006/wordml" xmlns:wps="http://schemas.microsoft.com/office/word/2010/wordprocessingShape" mc:Ignorable="w14 w15 w16se w16cid w16 w16cex w16sdtdh wp14">
+<w:ftr xmlns:wpc="http://schemas.microsoft.com/office/word/2010/wordprocessingCanvas" xmlns:cx="http://schemas.microsoft.com/office/drawing/2014/chartex" xmlns:cx1="http://schemas.microsoft.com/office/drawing/2015/9/8/chartex" xmlns:cx2="http://schemas.microsoft.com/office/drawing/2015/10/21/chartex" xmlns:cx3="http://schemas.microsoft.com/office/drawing/2016/5/9/chartex" xmlns:cx4="http://schemas.microsoft.com/office/drawing/2016/5/10/chartex" xmlns:cx5="http://schemas.microsoft.com/office/drawing/2016/5/11/chartex" xmlns:cx6="http://schemas.microsoft.com/office/drawing/2016/5/12/chartex" xmlns:cx7="http://schemas.microsoft.com/office/drawing/2016/5/13/chartex" xmlns:cx8="http://schemas.microsoft.com/office/drawing/2016/5/14/chartex" xmlns:mc="http://schemas.openxmlformats.org/markup-compatibility/2006" xmlns:aink="http://schemas.microsoft.com/office/drawing/2016/ink" xmlns:am3d="http://schemas.microsoft.com/office/drawing/2017/model3d" xmlns:o="urn:schemas-microsoft-com:office:office" xmlns:r="http://schemas.openxmlformats.org/officeDocument/2006/relationships" xmlns:m="http://schemas.openxmlformats.org/officeDocument/2006/math" xmlns:v="urn:schemas-microsoft-com:vml" xmlns:wp14="http://schemas.microsoft.com/office/word/2010/wordprocessingDrawing" xmlns:wp="http://schemas.openxmlformats.org/drawingml/2006/wordprocessingDrawing" xmlns:w10="urn:schemas-microsoft-com:office:word" xmlns:w="http://schemas.openxmlformats.org/wordprocessingml/2006/main" xmlns:w14="http://schemas.microsoft.com/office/word/2010/wordml" xmlns:w15="http://schemas.microsoft.com/office/word/2012/wordml" xmlns:w16cex="http://schemas.microsoft.com/office/word/2018/wordml/cex" xmlns:w16cid="http://schemas.microsoft.com/office/word/2016/wordml/cid" xmlns:w16="http://schemas.microsoft.com/office/word/2018/wordml" xmlns:w16sdtdh="http://schemas.microsoft.com/office/word/2020/wordml/sdtdatahash" xmlns:w16se="http://schemas.microsoft.com/office/word/2015/wordml/symex" xmlns:wpg="http://schemas.microsoft.com/office/word/2010/wordprocessingGroup" xmlns:wpi="http://schemas.microsoft.com/office/word/2010/wordprocessingInk" xmlns:wne="http://schemas.microsoft.com/office/word/2006/wordml" xmlns:wps="http://schemas.microsoft.com/office/word/2010/wordprocessingShape" mc:Ignorable="w14 w15 w16se w16cid w16 w16cex w16sdtdh wp14">
   <w:sdt>
     <w:sdtPr>
       <w:id w:val="910883225"/>
@@ -25549,6 +25591,7 @@
         <w:docPartUnique/>
       </w:docPartObj>
     </w:sdtPr>
+    <w:sdtEndPr/>
     <w:sdtContent>
       <w:p>
         <w:pPr>
@@ -25585,7 +25628,7 @@
 </file>
 
 <file path=word/footer2.xml><?xml version="1.0" encoding="utf-8"?>
-<w:ftr xmlns:wpc="http://schemas.microsoft.com/office/word/2010/wordprocessingCanvas" xmlns:cx="http://schemas.microsoft.com/office/drawing/2014/chartex" xmlns:cx1="http://schemas.microsoft.com/office/drawing/2015/9/8/chartex" xmlns:cx2="http://schemas.microsoft.com/office/drawing/2015/10/21/chartex" xmlns:cx3="http://schemas.microsoft.com/office/drawing/2016/5/9/chartex" xmlns:cx4="http://schemas.microsoft.com/office/drawing/2016/5/10/chartex" xmlns:cx5="http://schemas.microsoft.com/office/drawing/2016/5/11/chartex" xmlns:cx6="http://schemas.microsoft.com/office/drawing/2016/5/12/chartex" xmlns:cx7="http://schemas.microsoft.com/office/drawing/2016/5/13/chartex" xmlns:cx8="http://schemas.microsoft.com/office/drawing/2016/5/14/chartex" xmlns:mc="http://schemas.openxmlformats.org/markup-compatibility/2006" xmlns:aink="http://schemas.microsoft.com/office/drawing/2016/ink" xmlns:am3d="http://schemas.microsoft.com/office/drawing/2017/model3d" xmlns:o="urn:schemas-microsoft-com:office:office" xmlns:oel="http://schemas.microsoft.com/office/2019/extlst" xmlns:r="http://schemas.openxmlformats.org/officeDocument/2006/relationships" xmlns:m="http://schemas.openxmlformats.org/officeDocument/2006/math" xmlns:v="urn:schemas-microsoft-com:vml" xmlns:wp14="http://schemas.microsoft.com/office/word/2010/wordprocessingDrawing" xmlns:wp="http://schemas.openxmlformats.org/drawingml/2006/wordprocessingDrawing" xmlns:w10="urn:schemas-microsoft-com:office:word" xmlns:w="http://schemas.openxmlformats.org/wordprocessingml/2006/main" xmlns:w14="http://schemas.microsoft.com/office/word/2010/wordml" xmlns:w15="http://schemas.microsoft.com/office/word/2012/wordml" xmlns:w16cex="http://schemas.microsoft.com/office/word/2018/wordml/cex" xmlns:w16cid="http://schemas.microsoft.com/office/word/2016/wordml/cid" xmlns:w16="http://schemas.microsoft.com/office/word/2018/wordml" xmlns:w16sdtdh="http://schemas.microsoft.com/office/word/2020/wordml/sdtdatahash" xmlns:w16se="http://schemas.microsoft.com/office/word/2015/wordml/symex" xmlns:wpg="http://schemas.microsoft.com/office/word/2010/wordprocessingGroup" xmlns:wpi="http://schemas.microsoft.com/office/word/2010/wordprocessingInk" xmlns:wne="http://schemas.microsoft.com/office/word/2006/wordml" xmlns:wps="http://schemas.microsoft.com/office/word/2010/wordprocessingShape" mc:Ignorable="w14 w15 w16se w16cid w16 w16cex w16sdtdh wp14">
+<w:ftr xmlns:wpc="http://schemas.microsoft.com/office/word/2010/wordprocessingCanvas" xmlns:cx="http://schemas.microsoft.com/office/drawing/2014/chartex" xmlns:cx1="http://schemas.microsoft.com/office/drawing/2015/9/8/chartex" xmlns:cx2="http://schemas.microsoft.com/office/drawing/2015/10/21/chartex" xmlns:cx3="http://schemas.microsoft.com/office/drawing/2016/5/9/chartex" xmlns:cx4="http://schemas.microsoft.com/office/drawing/2016/5/10/chartex" xmlns:cx5="http://schemas.microsoft.com/office/drawing/2016/5/11/chartex" xmlns:cx6="http://schemas.microsoft.com/office/drawing/2016/5/12/chartex" xmlns:cx7="http://schemas.microsoft.com/office/drawing/2016/5/13/chartex" xmlns:cx8="http://schemas.microsoft.com/office/drawing/2016/5/14/chartex" xmlns:mc="http://schemas.openxmlformats.org/markup-compatibility/2006" xmlns:aink="http://schemas.microsoft.com/office/drawing/2016/ink" xmlns:am3d="http://schemas.microsoft.com/office/drawing/2017/model3d" xmlns:o="urn:schemas-microsoft-com:office:office" xmlns:r="http://schemas.openxmlformats.org/officeDocument/2006/relationships" xmlns:m="http://schemas.openxmlformats.org/officeDocument/2006/math" xmlns:v="urn:schemas-microsoft-com:vml" xmlns:wp14="http://schemas.microsoft.com/office/word/2010/wordprocessingDrawing" xmlns:wp="http://schemas.openxmlformats.org/drawingml/2006/wordprocessingDrawing" xmlns:w10="urn:schemas-microsoft-com:office:word" xmlns:w="http://schemas.openxmlformats.org/wordprocessingml/2006/main" xmlns:w14="http://schemas.microsoft.com/office/word/2010/wordml" xmlns:w15="http://schemas.microsoft.com/office/word/2012/wordml" xmlns:w16cex="http://schemas.microsoft.com/office/word/2018/wordml/cex" xmlns:w16cid="http://schemas.microsoft.com/office/word/2016/wordml/cid" xmlns:w16="http://schemas.microsoft.com/office/word/2018/wordml" xmlns:w16sdtdh="http://schemas.microsoft.com/office/word/2020/wordml/sdtdatahash" xmlns:w16se="http://schemas.microsoft.com/office/word/2015/wordml/symex" xmlns:wpg="http://schemas.microsoft.com/office/word/2010/wordprocessingGroup" xmlns:wpi="http://schemas.microsoft.com/office/word/2010/wordprocessingInk" xmlns:wne="http://schemas.microsoft.com/office/word/2006/wordml" xmlns:wps="http://schemas.microsoft.com/office/word/2010/wordprocessingShape" mc:Ignorable="w14 w15 w16se w16cid w16 w16cex w16sdtdh wp14">
   <w:p>
     <w:pPr>
       <w:pStyle w:val="Piedepgina"/>
@@ -25595,7 +25638,7 @@
 </file>
 
 <file path=word/footnotes.xml><?xml version="1.0" encoding="utf-8"?>
-<w:footnotes xmlns:wpc="http://schemas.microsoft.com/office/word/2010/wordprocessingCanvas" xmlns:cx="http://schemas.microsoft.com/office/drawing/2014/chartex" xmlns:cx1="http://schemas.microsoft.com/office/drawing/2015/9/8/chartex" xmlns:cx2="http://schemas.microsoft.com/office/drawing/2015/10/21/chartex" xmlns:cx3="http://schemas.microsoft.com/office/drawing/2016/5/9/chartex" xmlns:cx4="http://schemas.microsoft.com/office/drawing/2016/5/10/chartex" xmlns:cx5="http://schemas.microsoft.com/office/drawing/2016/5/11/chartex" xmlns:cx6="http://schemas.microsoft.com/office/drawing/2016/5/12/chartex" xmlns:cx7="http://schemas.microsoft.com/office/drawing/2016/5/13/chartex" xmlns:cx8="http://schemas.microsoft.com/office/drawing/2016/5/14/chartex" xmlns:mc="http://schemas.openxmlformats.org/markup-compatibility/2006" xmlns:aink="http://schemas.microsoft.com/office/drawing/2016/ink" xmlns:am3d="http://schemas.microsoft.com/office/drawing/2017/model3d" xmlns:o="urn:schemas-microsoft-com:office:office" xmlns:oel="http://schemas.microsoft.com/office/2019/extlst" xmlns:r="http://schemas.openxmlformats.org/officeDocument/2006/relationships" xmlns:m="http://schemas.openxmlformats.org/officeDocument/2006/math" xmlns:v="urn:schemas-microsoft-com:vml" xmlns:wp14="http://schemas.microsoft.com/office/word/2010/wordprocessingDrawing" xmlns:wp="http://schemas.openxmlformats.org/drawingml/2006/wordprocessingDrawing" xmlns:w10="urn:schemas-microsoft-com:office:word" xmlns:w="http://schemas.openxmlformats.org/wordprocessingml/2006/main" xmlns:w14="http://schemas.microsoft.com/office/word/2010/wordml" xmlns:w15="http://schemas.microsoft.com/office/word/2012/wordml" xmlns:w16cex="http://schemas.microsoft.com/office/word/2018/wordml/cex" xmlns:w16cid="http://schemas.microsoft.com/office/word/2016/wordml/cid" xmlns:w16="http://schemas.microsoft.com/office/word/2018/wordml" xmlns:w16sdtdh="http://schemas.microsoft.com/office/word/2020/wordml/sdtdatahash" xmlns:w16se="http://schemas.microsoft.com/office/word/2015/wordml/symex" xmlns:wpg="http://schemas.microsoft.com/office/word/2010/wordprocessingGroup" xmlns:wpi="http://schemas.microsoft.com/office/word/2010/wordprocessingInk" xmlns:wne="http://schemas.microsoft.com/office/word/2006/wordml" xmlns:wps="http://schemas.microsoft.com/office/word/2010/wordprocessingShape" mc:Ignorable="w14 w15 w16se w16cid w16 w16cex w16sdtdh wp14">
+<w:footnotes xmlns:wpc="http://schemas.microsoft.com/office/word/2010/wordprocessingCanvas" xmlns:cx="http://schemas.microsoft.com/office/drawing/2014/chartex" xmlns:cx1="http://schemas.microsoft.com/office/drawing/2015/9/8/chartex" xmlns:cx2="http://schemas.microsoft.com/office/drawing/2015/10/21/chartex" xmlns:cx3="http://schemas.microsoft.com/office/drawing/2016/5/9/chartex" xmlns:cx4="http://schemas.microsoft.com/office/drawing/2016/5/10/chartex" xmlns:cx5="http://schemas.microsoft.com/office/drawing/2016/5/11/chartex" xmlns:cx6="http://schemas.microsoft.com/office/drawing/2016/5/12/chartex" xmlns:cx7="http://schemas.microsoft.com/office/drawing/2016/5/13/chartex" xmlns:cx8="http://schemas.microsoft.com/office/drawing/2016/5/14/chartex" xmlns:mc="http://schemas.openxmlformats.org/markup-compatibility/2006" xmlns:aink="http://schemas.microsoft.com/office/drawing/2016/ink" xmlns:am3d="http://schemas.microsoft.com/office/drawing/2017/model3d" xmlns:o="urn:schemas-microsoft-com:office:office" xmlns:r="http://schemas.openxmlformats.org/officeDocument/2006/relationships" xmlns:m="http://schemas.openxmlformats.org/officeDocument/2006/math" xmlns:v="urn:schemas-microsoft-com:vml" xmlns:wp14="http://schemas.microsoft.com/office/word/2010/wordprocessingDrawing" xmlns:wp="http://schemas.openxmlformats.org/drawingml/2006/wordprocessingDrawing" xmlns:w10="urn:schemas-microsoft-com:office:word" xmlns:w="http://schemas.openxmlformats.org/wordprocessingml/2006/main" xmlns:w14="http://schemas.microsoft.com/office/word/2010/wordml" xmlns:w15="http://schemas.microsoft.com/office/word/2012/wordml" xmlns:w16cex="http://schemas.microsoft.com/office/word/2018/wordml/cex" xmlns:w16cid="http://schemas.microsoft.com/office/word/2016/wordml/cid" xmlns:w16="http://schemas.microsoft.com/office/word/2018/wordml" xmlns:w16sdtdh="http://schemas.microsoft.com/office/word/2020/wordml/sdtdatahash" xmlns:w16se="http://schemas.microsoft.com/office/word/2015/wordml/symex" xmlns:wpg="http://schemas.microsoft.com/office/word/2010/wordprocessingGroup" xmlns:wpi="http://schemas.microsoft.com/office/word/2010/wordprocessingInk" xmlns:wne="http://schemas.microsoft.com/office/word/2006/wordml" xmlns:wps="http://schemas.microsoft.com/office/word/2010/wordprocessingShape" mc:Ignorable="w14 w15 w16se w16cid w16 w16cex w16sdtdh wp14">
   <w:footnote w:type="separator" w:id="-1">
     <w:p>
       <w:r>
@@ -25621,7 +25664,7 @@
 </file>
 
 <file path=word/header1.xml><?xml version="1.0" encoding="utf-8"?>
-<w:hdr xmlns:wpc="http://schemas.microsoft.com/office/word/2010/wordprocessingCanvas" xmlns:cx="http://schemas.microsoft.com/office/drawing/2014/chartex" xmlns:cx1="http://schemas.microsoft.com/office/drawing/2015/9/8/chartex" xmlns:cx2="http://schemas.microsoft.com/office/drawing/2015/10/21/chartex" xmlns:cx3="http://schemas.microsoft.com/office/drawing/2016/5/9/chartex" xmlns:cx4="http://schemas.microsoft.com/office/drawing/2016/5/10/chartex" xmlns:cx5="http://schemas.microsoft.com/office/drawing/2016/5/11/chartex" xmlns:cx6="http://schemas.microsoft.com/office/drawing/2016/5/12/chartex" xmlns:cx7="http://schemas.microsoft.com/office/drawing/2016/5/13/chartex" xmlns:cx8="http://schemas.microsoft.com/office/drawing/2016/5/14/chartex" xmlns:mc="http://schemas.openxmlformats.org/markup-compatibility/2006" xmlns:aink="http://schemas.microsoft.com/office/drawing/2016/ink" xmlns:am3d="http://schemas.microsoft.com/office/drawing/2017/model3d" xmlns:o="urn:schemas-microsoft-com:office:office" xmlns:oel="http://schemas.microsoft.com/office/2019/extlst" xmlns:r="http://schemas.openxmlformats.org/officeDocument/2006/relationships" xmlns:m="http://schemas.openxmlformats.org/officeDocument/2006/math" xmlns:v="urn:schemas-microsoft-com:vml" xmlns:wp14="http://schemas.microsoft.com/office/word/2010/wordprocessingDrawing" xmlns:wp="http://schemas.openxmlformats.org/drawingml/2006/wordprocessingDrawing" xmlns:w10="urn:schemas-microsoft-com:office:word" xmlns:w="http://schemas.openxmlformats.org/wordprocessingml/2006/main" xmlns:w14="http://schemas.microsoft.com/office/word/2010/wordml" xmlns:w15="http://schemas.microsoft.com/office/word/2012/wordml" xmlns:w16cex="http://schemas.microsoft.com/office/word/2018/wordml/cex" xmlns:w16cid="http://schemas.microsoft.com/office/word/2016/wordml/cid" xmlns:w16="http://schemas.microsoft.com/office/word/2018/wordml" xmlns:w16sdtdh="http://schemas.microsoft.com/office/word/2020/wordml/sdtdatahash" xmlns:w16se="http://schemas.microsoft.com/office/word/2015/wordml/symex" xmlns:wpg="http://schemas.microsoft.com/office/word/2010/wordprocessingGroup" xmlns:wpi="http://schemas.microsoft.com/office/word/2010/wordprocessingInk" xmlns:wne="http://schemas.microsoft.com/office/word/2006/wordml" xmlns:wps="http://schemas.microsoft.com/office/word/2010/wordprocessingShape" mc:Ignorable="w14 w15 w16se w16cid w16 w16cex w16sdtdh wp14">
+<w:hdr xmlns:wpc="http://schemas.microsoft.com/office/word/2010/wordprocessingCanvas" xmlns:cx="http://schemas.microsoft.com/office/drawing/2014/chartex" xmlns:cx1="http://schemas.microsoft.com/office/drawing/2015/9/8/chartex" xmlns:cx2="http://schemas.microsoft.com/office/drawing/2015/10/21/chartex" xmlns:cx3="http://schemas.microsoft.com/office/drawing/2016/5/9/chartex" xmlns:cx4="http://schemas.microsoft.com/office/drawing/2016/5/10/chartex" xmlns:cx5="http://schemas.microsoft.com/office/drawing/2016/5/11/chartex" xmlns:cx6="http://schemas.microsoft.com/office/drawing/2016/5/12/chartex" xmlns:cx7="http://schemas.microsoft.com/office/drawing/2016/5/13/chartex" xmlns:cx8="http://schemas.microsoft.com/office/drawing/2016/5/14/chartex" xmlns:mc="http://schemas.openxmlformats.org/markup-compatibility/2006" xmlns:aink="http://schemas.microsoft.com/office/drawing/2016/ink" xmlns:am3d="http://schemas.microsoft.com/office/drawing/2017/model3d" xmlns:o="urn:schemas-microsoft-com:office:office" xmlns:r="http://schemas.openxmlformats.org/officeDocument/2006/relationships" xmlns:m="http://schemas.openxmlformats.org/officeDocument/2006/math" xmlns:v="urn:schemas-microsoft-com:vml" xmlns:wp14="http://schemas.microsoft.com/office/word/2010/wordprocessingDrawing" xmlns:wp="http://schemas.openxmlformats.org/drawingml/2006/wordprocessingDrawing" xmlns:w10="urn:schemas-microsoft-com:office:word" xmlns:w="http://schemas.openxmlformats.org/wordprocessingml/2006/main" xmlns:w14="http://schemas.microsoft.com/office/word/2010/wordml" xmlns:w15="http://schemas.microsoft.com/office/word/2012/wordml" xmlns:w16cex="http://schemas.microsoft.com/office/word/2018/wordml/cex" xmlns:w16cid="http://schemas.microsoft.com/office/word/2016/wordml/cid" xmlns:w16="http://schemas.microsoft.com/office/word/2018/wordml" xmlns:w16sdtdh="http://schemas.microsoft.com/office/word/2020/wordml/sdtdatahash" xmlns:w16se="http://schemas.microsoft.com/office/word/2015/wordml/symex" xmlns:wpg="http://schemas.microsoft.com/office/word/2010/wordprocessingGroup" xmlns:wpi="http://schemas.microsoft.com/office/word/2010/wordprocessingInk" xmlns:wne="http://schemas.microsoft.com/office/word/2006/wordml" xmlns:wps="http://schemas.microsoft.com/office/word/2010/wordprocessingShape" mc:Ignorable="w14 w15 w16se w16cid w16 w16cex w16sdtdh wp14">
   <w:p>
     <w:pPr>
       <w:pStyle w:val="Encabezado"/>
@@ -25631,7 +25674,7 @@
 </file>
 
 <file path=word/numbering.xml><?xml version="1.0" encoding="utf-8"?>
-<w:numbering xmlns:wpc="http://schemas.microsoft.com/office/word/2010/wordprocessingCanvas" xmlns:cx="http://schemas.microsoft.com/office/drawing/2014/chartex" xmlns:cx1="http://schemas.microsoft.com/office/drawing/2015/9/8/chartex" xmlns:cx2="http://schemas.microsoft.com/office/drawing/2015/10/21/chartex" xmlns:cx3="http://schemas.microsoft.com/office/drawing/2016/5/9/chartex" xmlns:cx4="http://schemas.microsoft.com/office/drawing/2016/5/10/chartex" xmlns:cx5="http://schemas.microsoft.com/office/drawing/2016/5/11/chartex" xmlns:cx6="http://schemas.microsoft.com/office/drawing/2016/5/12/chartex" xmlns:cx7="http://schemas.microsoft.com/office/drawing/2016/5/13/chartex" xmlns:cx8="http://schemas.microsoft.com/office/drawing/2016/5/14/chartex" xmlns:mc="http://schemas.openxmlformats.org/markup-compatibility/2006" xmlns:aink="http://schemas.microsoft.com/office/drawing/2016/ink" xmlns:am3d="http://schemas.microsoft.com/office/drawing/2017/model3d" xmlns:o="urn:schemas-microsoft-com:office:office" xmlns:oel="http://schemas.microsoft.com/office/2019/extlst" xmlns:r="http://schemas.openxmlformats.org/officeDocument/2006/relationships" xmlns:m="http://schemas.openxmlformats.org/officeDocument/2006/math" xmlns:v="urn:schemas-microsoft-com:vml" xmlns:wp14="http://schemas.microsoft.com/office/word/2010/wordprocessingDrawing" xmlns:wp="http://schemas.openxmlformats.org/drawingml/2006/wordprocessingDrawing" xmlns:w10="urn:schemas-microsoft-com:office:word" xmlns:w="http://schemas.openxmlformats.org/wordprocessingml/2006/main" xmlns:w14="http://schemas.microsoft.com/office/word/2010/wordml" xmlns:w15="http://schemas.microsoft.com/office/word/2012/wordml" xmlns:w16cex="http://schemas.microsoft.com/office/word/2018/wordml/cex" xmlns:w16cid="http://schemas.microsoft.com/office/word/2016/wordml/cid" xmlns:w16="http://schemas.microsoft.com/office/word/2018/wordml" xmlns:w16sdtdh="http://schemas.microsoft.com/office/word/2020/wordml/sdtdatahash" xmlns:w16se="http://schemas.microsoft.com/office/word/2015/wordml/symex" xmlns:wpg="http://schemas.microsoft.com/office/word/2010/wordprocessingGroup" xmlns:wpi="http://schemas.microsoft.com/office/word/2010/wordprocessingInk" xmlns:wne="http://schemas.microsoft.com/office/word/2006/wordml" xmlns:wps="http://schemas.microsoft.com/office/word/2010/wordprocessingShape" mc:Ignorable="w14 w15 w16se w16cid w16 w16cex w16sdtdh wp14">
+<w:numbering xmlns:wpc="http://schemas.microsoft.com/office/word/2010/wordprocessingCanvas" xmlns:cx="http://schemas.microsoft.com/office/drawing/2014/chartex" xmlns:cx1="http://schemas.microsoft.com/office/drawing/2015/9/8/chartex" xmlns:cx2="http://schemas.microsoft.com/office/drawing/2015/10/21/chartex" xmlns:cx3="http://schemas.microsoft.com/office/drawing/2016/5/9/chartex" xmlns:cx4="http://schemas.microsoft.com/office/drawing/2016/5/10/chartex" xmlns:cx5="http://schemas.microsoft.com/office/drawing/2016/5/11/chartex" xmlns:cx6="http://schemas.microsoft.com/office/drawing/2016/5/12/chartex" xmlns:cx7="http://schemas.microsoft.com/office/drawing/2016/5/13/chartex" xmlns:cx8="http://schemas.microsoft.com/office/drawing/2016/5/14/chartex" xmlns:mc="http://schemas.openxmlformats.org/markup-compatibility/2006" xmlns:aink="http://schemas.microsoft.com/office/drawing/2016/ink" xmlns:am3d="http://schemas.microsoft.com/office/drawing/2017/model3d" xmlns:o="urn:schemas-microsoft-com:office:office" xmlns:r="http://schemas.openxmlformats.org/officeDocument/2006/relationships" xmlns:m="http://schemas.openxmlformats.org/officeDocument/2006/math" xmlns:v="urn:schemas-microsoft-com:vml" xmlns:wp14="http://schemas.microsoft.com/office/word/2010/wordprocessingDrawing" xmlns:wp="http://schemas.openxmlformats.org/drawingml/2006/wordprocessingDrawing" xmlns:w10="urn:schemas-microsoft-com:office:word" xmlns:w="http://schemas.openxmlformats.org/wordprocessingml/2006/main" xmlns:w14="http://schemas.microsoft.com/office/word/2010/wordml" xmlns:w15="http://schemas.microsoft.com/office/word/2012/wordml" xmlns:w16cex="http://schemas.microsoft.com/office/word/2018/wordml/cex" xmlns:w16cid="http://schemas.microsoft.com/office/word/2016/wordml/cid" xmlns:w16="http://schemas.microsoft.com/office/word/2018/wordml" xmlns:w16sdtdh="http://schemas.microsoft.com/office/word/2020/wordml/sdtdatahash" xmlns:w16se="http://schemas.microsoft.com/office/word/2015/wordml/symex" xmlns:wpg="http://schemas.microsoft.com/office/word/2010/wordprocessingGroup" xmlns:wpi="http://schemas.microsoft.com/office/word/2010/wordprocessingInk" xmlns:wne="http://schemas.microsoft.com/office/word/2006/wordml" xmlns:wps="http://schemas.microsoft.com/office/word/2010/wordprocessingShape" mc:Ignorable="w14 w15 w16se w16cid w16 w16cex w16sdtdh wp14">
   <w:abstractNum w:abstractNumId="0" w15:restartNumberingAfterBreak="0">
     <w:nsid w:val="023F627C"/>
     <w:multiLevelType w:val="hybridMultilevel"/>
@@ -30546,133 +30589,133 @@
       </w:rPr>
     </w:lvl>
   </w:abstractNum>
-  <w:num w:numId="1" w16cid:durableId="1142036420">
+  <w:num w:numId="1">
     <w:abstractNumId w:val="42"/>
   </w:num>
-  <w:num w:numId="2" w16cid:durableId="113523368">
+  <w:num w:numId="2">
     <w:abstractNumId w:val="18"/>
   </w:num>
-  <w:num w:numId="3" w16cid:durableId="1102841671">
+  <w:num w:numId="3">
     <w:abstractNumId w:val="34"/>
   </w:num>
-  <w:num w:numId="4" w16cid:durableId="1849976461">
+  <w:num w:numId="4">
     <w:abstractNumId w:val="39"/>
   </w:num>
-  <w:num w:numId="5" w16cid:durableId="798572646">
+  <w:num w:numId="5">
     <w:abstractNumId w:val="40"/>
   </w:num>
-  <w:num w:numId="6" w16cid:durableId="758021848">
+  <w:num w:numId="6">
     <w:abstractNumId w:val="41"/>
   </w:num>
-  <w:num w:numId="7" w16cid:durableId="616789369">
+  <w:num w:numId="7">
     <w:abstractNumId w:val="10"/>
   </w:num>
-  <w:num w:numId="8" w16cid:durableId="499153116">
+  <w:num w:numId="8">
     <w:abstractNumId w:val="17"/>
   </w:num>
-  <w:num w:numId="9" w16cid:durableId="118770678">
+  <w:num w:numId="9">
     <w:abstractNumId w:val="30"/>
   </w:num>
-  <w:num w:numId="10" w16cid:durableId="1755586200">
+  <w:num w:numId="10">
     <w:abstractNumId w:val="36"/>
   </w:num>
-  <w:num w:numId="11" w16cid:durableId="1790657531">
+  <w:num w:numId="11">
     <w:abstractNumId w:val="38"/>
   </w:num>
-  <w:num w:numId="12" w16cid:durableId="1909459400">
+  <w:num w:numId="12">
     <w:abstractNumId w:val="9"/>
   </w:num>
-  <w:num w:numId="13" w16cid:durableId="2036878062">
+  <w:num w:numId="13">
     <w:abstractNumId w:val="20"/>
   </w:num>
-  <w:num w:numId="14" w16cid:durableId="1691179750">
+  <w:num w:numId="14">
     <w:abstractNumId w:val="14"/>
   </w:num>
-  <w:num w:numId="15" w16cid:durableId="1964729449">
+  <w:num w:numId="15">
     <w:abstractNumId w:val="11"/>
   </w:num>
-  <w:num w:numId="16" w16cid:durableId="730006628">
+  <w:num w:numId="16">
     <w:abstractNumId w:val="3"/>
   </w:num>
-  <w:num w:numId="17" w16cid:durableId="584458885">
+  <w:num w:numId="17">
     <w:abstractNumId w:val="33"/>
   </w:num>
-  <w:num w:numId="18" w16cid:durableId="1544444022">
+  <w:num w:numId="18">
     <w:abstractNumId w:val="27"/>
   </w:num>
-  <w:num w:numId="19" w16cid:durableId="2091267523">
+  <w:num w:numId="19">
     <w:abstractNumId w:val="12"/>
   </w:num>
-  <w:num w:numId="20" w16cid:durableId="869800038">
+  <w:num w:numId="20">
     <w:abstractNumId w:val="19"/>
   </w:num>
-  <w:num w:numId="21" w16cid:durableId="1278220507">
+  <w:num w:numId="21">
     <w:abstractNumId w:val="2"/>
   </w:num>
-  <w:num w:numId="22" w16cid:durableId="749621586">
+  <w:num w:numId="22">
     <w:abstractNumId w:val="21"/>
   </w:num>
-  <w:num w:numId="23" w16cid:durableId="1253126489">
+  <w:num w:numId="23">
     <w:abstractNumId w:val="35"/>
   </w:num>
-  <w:num w:numId="24" w16cid:durableId="1534229339">
+  <w:num w:numId="24">
     <w:abstractNumId w:val="6"/>
   </w:num>
-  <w:num w:numId="25" w16cid:durableId="1587379830">
+  <w:num w:numId="25">
     <w:abstractNumId w:val="4"/>
   </w:num>
-  <w:num w:numId="26" w16cid:durableId="611979092">
+  <w:num w:numId="26">
     <w:abstractNumId w:val="1"/>
   </w:num>
-  <w:num w:numId="27" w16cid:durableId="77673060">
+  <w:num w:numId="27">
     <w:abstractNumId w:val="31"/>
   </w:num>
-  <w:num w:numId="28" w16cid:durableId="99450352">
+  <w:num w:numId="28">
     <w:abstractNumId w:val="28"/>
   </w:num>
-  <w:num w:numId="29" w16cid:durableId="1451900012">
+  <w:num w:numId="29">
     <w:abstractNumId w:val="15"/>
   </w:num>
-  <w:num w:numId="30" w16cid:durableId="1074937792">
+  <w:num w:numId="30">
     <w:abstractNumId w:val="26"/>
   </w:num>
-  <w:num w:numId="31" w16cid:durableId="115296847">
+  <w:num w:numId="31">
     <w:abstractNumId w:val="25"/>
   </w:num>
-  <w:num w:numId="32" w16cid:durableId="1253589121">
+  <w:num w:numId="32">
     <w:abstractNumId w:val="32"/>
   </w:num>
-  <w:num w:numId="33" w16cid:durableId="1564487679">
+  <w:num w:numId="33">
     <w:abstractNumId w:val="8"/>
   </w:num>
-  <w:num w:numId="34" w16cid:durableId="430205366">
+  <w:num w:numId="34">
     <w:abstractNumId w:val="29"/>
   </w:num>
-  <w:num w:numId="35" w16cid:durableId="774520576">
+  <w:num w:numId="35">
     <w:abstractNumId w:val="0"/>
   </w:num>
-  <w:num w:numId="36" w16cid:durableId="1007710684">
+  <w:num w:numId="36">
     <w:abstractNumId w:val="13"/>
   </w:num>
-  <w:num w:numId="37" w16cid:durableId="1195074438">
+  <w:num w:numId="37">
     <w:abstractNumId w:val="7"/>
   </w:num>
-  <w:num w:numId="38" w16cid:durableId="1643385891">
+  <w:num w:numId="38">
     <w:abstractNumId w:val="22"/>
   </w:num>
-  <w:num w:numId="39" w16cid:durableId="155920719">
+  <w:num w:numId="39">
     <w:abstractNumId w:val="5"/>
   </w:num>
-  <w:num w:numId="40" w16cid:durableId="1024864031">
+  <w:num w:numId="40">
     <w:abstractNumId w:val="37"/>
   </w:num>
-  <w:num w:numId="41" w16cid:durableId="1183394659">
+  <w:num w:numId="41">
     <w:abstractNumId w:val="24"/>
   </w:num>
-  <w:num w:numId="42" w16cid:durableId="1615135381">
+  <w:num w:numId="42">
     <w:abstractNumId w:val="23"/>
   </w:num>
-  <w:num w:numId="43" w16cid:durableId="1504589708">
+  <w:num w:numId="43">
     <w:abstractNumId w:val="16"/>
   </w:num>
   <w:numIdMacAtCleanup w:val="15"/>
@@ -31169,6 +31212,7 @@
   <w:style w:type="character" w:default="1" w:styleId="Fuentedeprrafopredeter">
     <w:name w:val="Default Paragraph Font"/>
     <w:uiPriority w:val="1"/>
+    <w:semiHidden/>
     <w:unhideWhenUsed/>
   </w:style>
   <w:style w:type="table" w:default="1" w:styleId="Tablanormal">
